--- a/actividad-4-java-melate/Caratula_Actividad4_Java.docx
+++ b/actividad-4-java-melate/Caratula_Actividad4_Java.docx
@@ -79,7 +79,7 @@
           <w:sz w:val="40"/>
           <w:szCs w:val="40"/>
         </w:rPr>
-        <w:t xml:space="preserve">[Nombre de la materia]</w:t>
+        <w:t xml:space="preserve">Object Oriented Programming</w:t>
       </w:r>
     </w:p>
     <w:p>
@@ -147,7 +147,7 @@
           <w:sz w:val="32"/>
           <w:szCs w:val="32"/>
         </w:rPr>
-        <w:t xml:space="preserve">Actividad 4: Generación de números aleatorios para el juego Melate de la Lotería Nacional</w:t>
+        <w:t xml:space="preserve">Activity 4: Generating random numbers for the National Lottery Melate game</w:t>
       </w:r>
     </w:p>
     <w:p>
@@ -164,7 +164,7 @@
           <w:sz w:val="28"/>
           <w:szCs w:val="28"/>
         </w:rPr>
-        <w:t xml:space="preserve">Módulo 4: Clases y objetos en el lenguaje de programación orientado a objetos Java</w:t>
+        <w:t xml:space="preserve">Module 4: Classes and objects in the object-oriented programming language Java</w:t>
       </w:r>
     </w:p>
     <w:p>
@@ -181,7 +181,7 @@
           <w:sz w:val="28"/>
           <w:szCs w:val="28"/>
         </w:rPr>
-        <w:t xml:space="preserve">[Nombre del profesor(a)]</w:t>
+        <w:t xml:space="preserve">José Abdón Espínola González</w:t>
       </w:r>
     </w:p>
     <w:p>
